--- a/简单外卖功能介绍.docx
+++ b/简单外卖功能介绍.docx
@@ -928,7 +928,7 @@
     </w:p>
     <w:p>
       <w:r>
-        <w:t>以下为尚未实现、或标注「演进项」需批准后落地的功能。</w:t>
+        <w:t>以下为尚未实现、或标注「演进项」需批准后落地的功能，按端和优先级划分。</w:t>
       </w:r>
     </w:p>
     <w:p>
@@ -938,17 +938,17 @@
     </w:p>
     <w:p>
       <w:r>
-        <w:t>• 优惠券领取中心 + 限领 / 过期核销</w:t>
-      </w:r>
-    </w:p>
-    <w:p>
-      <w:r>
-        <w:t>• 预约送达时间 / 送达方式</w:t>
-      </w:r>
-    </w:p>
-    <w:p>
-      <w:r>
-        <w:t>• 菜品真实图片（现状为 emoji 占位）</w:t>
+        <w:t>• 优惠券领取中心 + 限领 / 过期核销 —— 已有列表领取与满减门槛；缺统一领取中心、每券限领次数与过期核销，需补 user_coupon 领券流水。</w:t>
+      </w:r>
+    </w:p>
+    <w:p>
+      <w:r>
+        <w:t>• 预约送达时间 / 送达方式 —— 下单即送、无预约时段；需订单增加送达时段字段并串通商户 / 骑手按时段分拣。</w:t>
+      </w:r>
+    </w:p>
+    <w:p>
+      <w:r>
+        <w:t>• 菜品真实图片 —— 商品 image 字段未接入上传，种子用 emoji 占位；可复用评价图片上传方案补齐。</w:t>
       </w:r>
     </w:p>
     <w:p>
@@ -958,12 +958,12 @@
     </w:p>
     <w:p>
       <w:r>
-        <w:t>• 营销活动（折扣、新客立减、满赠）</w:t>
-      </w:r>
-    </w:p>
-    <w:p>
-      <w:r>
-        <w:t>• 多门店、员工权限细分</w:t>
+        <w:t>• 营销活动（折扣、新客立减、满赠）—— 现仅满减券；需活动配置 + 下单计价叠加顺序。</w:t>
+      </w:r>
+    </w:p>
+    <w:p>
+      <w:r>
+        <w:t>• 多门店、员工权限细分 —— 商户为单店、员工仅状态无角色；需店铺多店归属与员工角色（收银 / 后厨 / 店长）鉴权。</w:t>
       </w:r>
     </w:p>
     <w:p>
@@ -973,12 +973,12 @@
     </w:p>
     <w:p>
       <w:r>
-        <w:t>• 数据大屏、逻辑删除</w:t>
-      </w:r>
-    </w:p>
-    <w:p>
-      <w:r>
-        <w:t>• 退款原因结构化</w:t>
+        <w:t>• 数据大屏、逻辑删除 —— 已有统计概览 / 趋势；缺可视化大屏与各表软删除字段。</w:t>
+      </w:r>
+    </w:p>
+    <w:p>
+      <w:r>
+        <w:t>• 退款原因结构化 —— 现为自由文本（255 字）；需枚举化 + 前端选择 + 统计归类。</w:t>
       </w:r>
     </w:p>
     <w:p>
@@ -988,32 +988,32 @@
     </w:p>
     <w:p>
       <w:r>
-        <w:t>• 微信 / 支付宝支付、短信验证码、OSS 图片（Redis 缓存已落地）</w:t>
-      </w:r>
-    </w:p>
-    <w:p>
-      <w:r>
-        <w:t>• order_item / payment_record / user_coupon / order_status_log 明细表</w:t>
-      </w:r>
-    </w:p>
-    <w:p>
-      <w:r>
-        <w:t>• 地址经纬度、商户配送半径</w:t>
-      </w:r>
-    </w:p>
-    <w:p>
-      <w:r>
-        <w:t>• 套餐与组合购（setmeal 草案，见大纲 27 章）</w:t>
-      </w:r>
-    </w:p>
-    <w:p>
-      <w:r>
-        <w:t>• 秒杀订阅补发（演进取，暂缓）</w:t>
-      </w:r>
-    </w:p>
-    <w:p>
-      <w:r>
-        <w:t>• 前端 LazyForEach 性能优化、AppAnalyzer 体检、Release 签名与 HTTPS</w:t>
+        <w:t>• 微信 / 支付宝支付、短信验证码、OSS 图片（Redis 缓存已落地）—— 现为余额支付（待付款模型），需支付回调对账 / 短信 SDK / OSS 替换本地 uploads。</w:t>
+      </w:r>
+    </w:p>
+    <w:p>
+      <w:r>
+        <w:t>• order_item / payment_record / user_coupon / order_status_log 明细表 —— 现 items 为 JSON 快照、escrow 代替支付流水；需拆明细表并迁移读路径。</w:t>
+      </w:r>
+    </w:p>
+    <w:p>
+      <w:r>
+        <w:t>• 地址经纬度、商户配送半径 —— 现地址为文本、推荐按店铺 2km；需地址经纬度 + 商户半径过滤。</w:t>
+      </w:r>
+    </w:p>
+    <w:p>
+      <w:r>
+        <w:t>• 套餐与组合购（setmeal 草案，见大纲 27 章）—— 仅草案未建表，落地见大纲 27 章。</w:t>
+      </w:r>
+    </w:p>
+    <w:p>
+      <w:r>
+        <w:t>• 秒杀订阅补发（演进取，暂缓）—— 名额满回退原价、无通知通道，当前无强场景，投入 &gt; 收益。</w:t>
+      </w:r>
+    </w:p>
+    <w:p>
+      <w:r>
+        <w:t>• 前端 LazyForEach 性能优化、AppAnalyzer 体检、Release 签名与 HTTPS —— 部分列表全量渲染；Release 签名脚本已具备，缺上架体检与 HTTPS。</w:t>
       </w:r>
     </w:p>
     <w:p>

--- a/简单外卖功能介绍.docx
+++ b/简单外卖功能介绍.docx
@@ -33,7 +33,7 @@
     </w:p>
     <w:p>
       <w:r>
-        <w:t>技术栈为 HarmonyOS NEXT API 26、ArkTS 与 ArkUI，后端为 Spring Boot 3.5.16、Java 25、JdbcTemplate、MySQL 8.4 与 Redis 7。在线入口为 https://hqyx.website/takeout/。2026年10月25日安全复测及 defense-20261025-225329 属于历史基线，本轮发布结果以 README 和实施记录为准。</w:t>
+        <w:t>技术栈为 HarmonyOS NEXT API 26、ArkTS 与 ArkUI，后端为 Spring Boot 3.5.16、Java 25、JdbcTemplate、MySQL 8.4 与 Redis 7。入口为 https://hqyx.website/takeout/。当前版本 ux-20261026-1950-sync，运行源码 e6190a9，于 2026-10-26 19:57:59 +0800 核验；安全复测数据另列为历史基线。</w:t>
       </w:r>
     </w:p>
     <w:p>
@@ -2620,7 +2620,7 @@
                 <w:color w:val="000000"/>
                 <w:sz w:val="20"/>
               </w:rPr>
-              <w:t>网页使用 https://hqyx.website/takeout/ 及相对接口资源路径。新版本需保留现有独立密钥和持久卷、备份后执行新增字段迁移；实际标签与上线结果以本轮发布核验为准。</w:t>
+              <w:t>ux-20261026-1950-sync 已核验 HTTPS、4 份静态哈希及应用、网关、MySQL、Redis 健康；新增表、12 列和唯一索引到位。用户 51、订单 3、地址 3、商品 7200、门店 540 前后不变；数据库备份已下载校验，私有密钥与卷保留。</w:t>
             </w:r>
           </w:p>
         </w:tc>
@@ -2679,7 +2679,7 @@
                 <w:color w:val="000000"/>
                 <w:sz w:val="20"/>
               </w:rPr>
-              <w:t>优惠仅预估；未知提交的冻结请求保留于当前页面或浏览器会话，进程清理后需查真实订单。正式外部支付、完整售后、真机无障碍与 Release 上架仍需专项验收。</w:t>
+              <w:t>本次线上仅使用管理员完成 5 项认证或只读 API 检查，未执行四端交易；四端业务证据来自本地。未签名 debug HAP 只存服务器版本产物目录。正式支付、完整售后、真机无障碍与 Release 上架仍待验收。</w:t>
             </w:r>
           </w:p>
         </w:tc>
@@ -2714,7 +2714,7 @@
     </w:p>
     <w:p>
       <w:r>
-        <w:t>六批实际改动与逐批证据见 md/人性化改造诊断与实施方案.md；部署与最新验证状态见 README.md。2026年10月25日安全基线及保留风险见 md/audit/最终结论.md 与 round10/第十轮防御-回复.md。服务器源码和未签名 debug HAP 同步不等于 AppGallery 发布。</w:t>
+        <w:t>六批实际改动与逐批证据见 md/人性化改造诊断与实施方案.md；最新发布核验见 README.md。2026年10月25日安全基线及保留风险见 md/audit/最终结论.md 与 round10/第十轮防御-回复.md。服务器源码和未签名 debug HAP 同步不等于 AppGallery 发布。</w:t>
       </w:r>
     </w:p>
     <w:sectPr>

--- a/简单外卖功能介绍.docx
+++ b/简单外卖功能介绍.docx
@@ -33,7 +33,7 @@
     </w:p>
     <w:p>
       <w:r>
-        <w:t>技术栈为 HarmonyOS NEXT API 26、ArkTS 与 ArkUI，后端为 Spring Boot 3.5.16、Java 25、JdbcTemplate、MySQL 8.4 与 Redis 7。入口为 https://hqyx.website/takeout/。当前版本 ux-20261026-1950-sync，运行源码 e6190a9，于 2026-10-26 19:57:59 +0800 核验；安全复测数据另列为历史基线。</w:t>
+        <w:t>技术栈为 HarmonyOS NEXT API 26、ArkTS 与 ArkUI，后端为 Spring Boot 3.5.16、Java 25、JdbcTemplate、MySQL 8.4 与 Redis 7。入口为 https://hqyx.website/takeout/。当前版本 ux-20261026-1950-sync-r2，运行源码 fc37a14，于 2026-10-26 20:30:14 +0800 核验；安全复测数据另列为历史基线。</w:t>
       </w:r>
     </w:p>
     <w:p>
@@ -2443,7 +2443,7 @@
                 <w:color w:val="000000"/>
                 <w:sz w:val="20"/>
               </w:rPr>
-              <w:t>第五批完整 reactor：app 641 项，其中 61 项环境条件跳过；gateway 9 项，无失败。退款另有 8 项独立真实 MySQL 通过。第六批金额规则 69 项通过。数量对应各批，不合并或把跳过算作已执行。</w:t>
+              <w:t>最终独立 Linux 全量 656 项通过，0 失败、0 错误、0 跳过。Windows app 647 项（61 项环境条件跳过）、gateway 9 项，无失败。两类运行结果分别报告，跳过不算已执行。</w:t>
             </w:r>
           </w:p>
         </w:tc>
@@ -2502,7 +2502,7 @@
                 <w:color w:val="000000"/>
                 <w:sz w:val="20"/>
               </w:rPr>
-              <w:t>发版前四套 Node 回归 76 项通过、三份 JS 语法检查通过，debug HAP 构建成功且正式域名优先。退款申请到拒绝、再申请、退款及骑手取餐到送达已在本地模拟器验证；不代表物理真机全覆盖。</w:t>
+              <w:t>四套 Node 回归 76 项、JS 语法检查通过，正式域名优先的 debug HAP 构建成功。本地模拟器已验证退款和骑手链路；GitHub Backend CI 已通过，Frontend 尚在排队，不代表物理真机全覆盖。</w:t>
             </w:r>
           </w:p>
         </w:tc>
@@ -2620,7 +2620,7 @@
                 <w:color w:val="000000"/>
                 <w:sz w:val="20"/>
               </w:rPr>
-              <w:t>ux-20261026-1950-sync 已核验 HTTPS、4 份静态哈希及应用、网关、MySQL、Redis 健康；新增表、12 列和唯一索引到位。用户 51、订单 3、地址 3、商品 7200、门店 540 前后不变；数据库备份已下载校验，私有密钥与卷保留。</w:t>
+              <w:t>ux-20261026-1950-sync-r2 已核验 HTTPS、静态资源及应用、网关、MySQL、Redis 健康。新表、12 列和唯一索引保留；用户 51、订单 3、地址 3、商品 7200、门店 540 不变；200386 字节备份已下载并校验，私有密钥与卷保留。</w:t>
             </w:r>
           </w:p>
         </w:tc>

--- a/简单外卖功能介绍.docx
+++ b/简单外卖功能介绍.docx
@@ -2502,7 +2502,7 @@
                 <w:color w:val="000000"/>
                 <w:sz w:val="20"/>
               </w:rPr>
-              <w:t>四套 Node 回归 76 项、JS 语法检查通过，正式域名优先的 debug HAP 构建成功。本地模拟器已验证退款和骑手链路；GitHub Backend CI 已通过，Frontend 尚在排队，不代表物理真机全覆盖。</w:t>
+              <w:t>15 个 Node 脚本检查通过，Windows 自托管 runner 完成独立检出、依赖安装和 debug HAP 构建并上传产物。GitHub 前后端 CI 均通过；模拟器已验证退款和骑手链路，仍非物理真机全覆盖。</w:t>
             </w:r>
           </w:p>
         </w:tc>
@@ -2679,7 +2679,7 @@
                 <w:color w:val="000000"/>
                 <w:sz w:val="20"/>
               </w:rPr>
-              <w:t>本次线上仅使用管理员完成 5 项认证或只读 API 检查，未执行四端交易；四端业务证据来自本地。未签名 debug HAP 只存服务器版本产物目录。正式支付、完整售后、真机无障碍与 Release 上架仍待验收。</w:t>
+              <w:t>本次线上仅使用管理员完成 5 项认证或只读 API 检查，未执行四端交易；四端业务证据来自本地。未签名 debug HAP 保留于服务器及 GitHub CI 产物。正式支付、完整售后、真机无障碍与 Release 上架仍待验收。</w:t>
             </w:r>
           </w:p>
         </w:tc>
